--- a/project_report.docx
+++ b/project_report.docx
@@ -208,217 +208,6 @@
           <w:sz w:val="36"/>
         </w:rPr>
         <w:lastRenderedPageBreak/>
-        <w:t>Table of Contents</w:t>
-      </w:r>
-    </w:p>
-    <w:p>
-      <w:pPr>
-        <w:spacing w:after="40"/>
-        <w:rPr>
-          <w:color w:val="000000" w:themeColor="text1"/>
-        </w:rPr>
-      </w:pPr>
-      <w:r>
-        <w:rPr>
-          <w:color w:val="000000" w:themeColor="text1"/>
-        </w:rPr>
-        <w:t>1.  Abstract  ..................................................  3</w:t>
-      </w:r>
-    </w:p>
-    <w:p>
-      <w:pPr>
-        <w:spacing w:after="40"/>
-        <w:rPr>
-          <w:color w:val="000000" w:themeColor="text1"/>
-        </w:rPr>
-      </w:pPr>
-      <w:r>
-        <w:rPr>
-          <w:color w:val="000000" w:themeColor="text1"/>
-        </w:rPr>
-        <w:t>2.  Introduction  ..................................................  3</w:t>
-      </w:r>
-    </w:p>
-    <w:p>
-      <w:pPr>
-        <w:spacing w:after="40"/>
-        <w:rPr>
-          <w:color w:val="000000" w:themeColor="text1"/>
-        </w:rPr>
-      </w:pPr>
-      <w:r>
-        <w:rPr>
-          <w:color w:val="000000" w:themeColor="text1"/>
-        </w:rPr>
-        <w:t>3.  Dataset and Preprocessing (Milestone 0)  ..................................................  4</w:t>
-      </w:r>
-    </w:p>
-    <w:p>
-      <w:pPr>
-        <w:spacing w:after="40"/>
-        <w:rPr>
-          <w:color w:val="000000" w:themeColor="text1"/>
-        </w:rPr>
-      </w:pPr>
-      <w:r>
-        <w:rPr>
-          <w:color w:val="000000" w:themeColor="text1"/>
-        </w:rPr>
-        <w:t>4.  Rating Prediction — Tabular Keras MLP (Milestone 1)  ..................................................  5</w:t>
-      </w:r>
-    </w:p>
-    <w:p>
-      <w:pPr>
-        <w:spacing w:after="40"/>
-        <w:rPr>
-          <w:color w:val="000000" w:themeColor="text1"/>
-        </w:rPr>
-      </w:pPr>
-      <w:r>
-        <w:rPr>
-          <w:color w:val="000000" w:themeColor="text1"/>
-        </w:rPr>
-        <w:t>5.  Product Image Classification — Computer Vision (Milestone 2)  ..................................................  7</w:t>
-      </w:r>
-    </w:p>
-    <w:p>
-      <w:pPr>
-        <w:spacing w:after="40"/>
-        <w:rPr>
-          <w:color w:val="000000" w:themeColor="text1"/>
-        </w:rPr>
-      </w:pPr>
-      <w:r>
-        <w:rPr>
-          <w:color w:val="000000" w:themeColor="text1"/>
-        </w:rPr>
-        <w:t>6.  Text Embeddings and Semantic Search (Milestone 3)  ..................................................  8</w:t>
-      </w:r>
-    </w:p>
-    <w:p>
-      <w:pPr>
-        <w:spacing w:after="40"/>
-        <w:rPr>
-          <w:color w:val="000000" w:themeColor="text1"/>
-        </w:rPr>
-      </w:pPr>
-      <w:r>
-        <w:rPr>
-          <w:color w:val="000000" w:themeColor="text1"/>
-        </w:rPr>
-        <w:t>7.  Sentiment Analysis with DistilBERT (Milestone 4)  ..................................................  9</w:t>
-      </w:r>
-    </w:p>
-    <w:p>
-      <w:pPr>
-        <w:spacing w:after="40"/>
-        <w:rPr>
-          <w:color w:val="000000" w:themeColor="text1"/>
-        </w:rPr>
-      </w:pPr>
-      <w:r>
-        <w:rPr>
-          <w:color w:val="000000" w:themeColor="text1"/>
-        </w:rPr>
-        <w:t>8.  LLM Review Summariser and RAG Q&amp;A Assistant (Milestone 5)  ..................................................  10</w:t>
-      </w:r>
-    </w:p>
-    <w:p>
-      <w:pPr>
-        <w:spacing w:after="40"/>
-        <w:rPr>
-          <w:color w:val="000000" w:themeColor="text1"/>
-        </w:rPr>
-      </w:pPr>
-      <w:r>
-        <w:rPr>
-          <w:color w:val="000000" w:themeColor="text1"/>
-        </w:rPr>
-        <w:t>9.  Generative Product Photography — Stable Diffusion (Milestone 6)  ..................................................  12</w:t>
-      </w:r>
-    </w:p>
-    <w:p>
-      <w:pPr>
-        <w:spacing w:after="40"/>
-        <w:rPr>
-          <w:color w:val="000000" w:themeColor="text1"/>
-        </w:rPr>
-      </w:pPr>
-      <w:r>
-        <w:rPr>
-          <w:color w:val="000000" w:themeColor="text1"/>
-        </w:rPr>
-        <w:t>10.  Unified Gradio Dashboard (Milestone 7)  ..................................................  13</w:t>
-      </w:r>
-    </w:p>
-    <w:p>
-      <w:pPr>
-        <w:spacing w:after="40"/>
-        <w:rPr>
-          <w:color w:val="000000" w:themeColor="text1"/>
-        </w:rPr>
-      </w:pPr>
-      <w:r>
-        <w:rPr>
-          <w:color w:val="000000" w:themeColor="text1"/>
-        </w:rPr>
-        <w:t>11.  Discussion and Comparative Analysis  ..................................................  14</w:t>
-      </w:r>
-    </w:p>
-    <w:p>
-      <w:pPr>
-        <w:spacing w:after="40"/>
-        <w:rPr>
-          <w:color w:val="000000" w:themeColor="text1"/>
-        </w:rPr>
-      </w:pPr>
-      <w:r>
-        <w:rPr>
-          <w:color w:val="000000" w:themeColor="text1"/>
-        </w:rPr>
-        <w:t>12.  Conclusion and Future Work  ..................................................  15</w:t>
-      </w:r>
-    </w:p>
-    <w:p>
-      <w:pPr>
-        <w:spacing w:after="40"/>
-        <w:rPr>
-          <w:color w:val="000000" w:themeColor="text1"/>
-        </w:rPr>
-      </w:pPr>
-      <w:r>
-        <w:rPr>
-          <w:color w:val="000000" w:themeColor="text1"/>
-        </w:rPr>
-        <w:t>13.  References  ..................................................  16</w:t>
-      </w:r>
-    </w:p>
-    <w:p>
-      <w:pPr>
-        <w:rPr>
-          <w:color w:val="000000" w:themeColor="text1"/>
-        </w:rPr>
-      </w:pPr>
-      <w:r>
-        <w:rPr>
-          <w:color w:val="000000" w:themeColor="text1"/>
-        </w:rPr>
-        <w:br w:type="page"/>
-      </w:r>
-    </w:p>
-    <w:p>
-      <w:pPr>
-        <w:pStyle w:val="Heading1"/>
-        <w:rPr>
-          <w:color w:val="000000" w:themeColor="text1"/>
-        </w:rPr>
-      </w:pPr>
-      <w:r>
-        <w:rPr>
-          <w:color w:val="000000" w:themeColor="text1"/>
-          <w:sz w:val="36"/>
-        </w:rPr>
-        <w:lastRenderedPageBreak/>
         <w:t>1. Abstract</w:t>
       </w:r>
     </w:p>
@@ -701,6 +490,15 @@
         </w:rPr>
         <w:t>The Amazon Reviews 2023 dataset [1], released by Hou et al. as part of ongoing e-commerce research at UC San Diego, is the primary data source for this project. It contains over 571 million reviews spanning 33 product categories. The All_Beauty subset was selected, providing a focused yet rich collection of beauty and personal care product data suitable for all seven milestones.</w:t>
       </w:r>
+    </w:p>
+    <w:p>
+      <w:pPr>
+        <w:spacing w:after="120"/>
+        <w:jc w:val="both"/>
+        <w:rPr>
+          <w:color w:val="000000" w:themeColor="text1"/>
+        </w:rPr>
+      </w:pPr>
     </w:p>
     <w:tbl>
       <w:tblPr>
@@ -1170,6 +968,7 @@
           <w:color w:val="000000" w:themeColor="text1"/>
           <w:sz w:val="28"/>
         </w:rPr>
+        <w:lastRenderedPageBreak/>
         <w:t>3.3  Feature Engineering</w:t>
       </w:r>
     </w:p>
@@ -1185,14 +984,7 @@
         <w:rPr>
           <w:color w:val="000000" w:themeColor="text1"/>
         </w:rPr>
-        <w:t xml:space="preserve">Several preprocessing steps were applied to raw data before model training. Missing prices were median-imputed, store names were label-encoded using scikit-learn [8], and rating bands were discretised using training-set percentiles to prevent leakage. Text was </w:t>
-      </w:r>
-      <w:r>
-        <w:rPr>
-          <w:color w:val="000000" w:themeColor="text1"/>
-        </w:rPr>
-        <w:lastRenderedPageBreak/>
-        <w:t>tokenised and cleaned using standard NLP preprocessing routines from the Transformers library [9].</w:t>
+        <w:t>Several preprocessing steps were applied to raw data before model training. Missing prices were median-imputed, store names were label-encoded using scikit-learn [8], and rating bands were discretised using training-set percentiles to prevent leakage. Text was tokenised and cleaned using standard NLP preprocessing routines from the Transformers library [9].</w:t>
       </w:r>
     </w:p>
     <w:p>
@@ -6987,6 +6779,7 @@
   <w:style w:type="character" w:default="1" w:styleId="DefaultParagraphFont">
     <w:name w:val="Default Paragraph Font"/>
     <w:uiPriority w:val="1"/>
+    <w:semiHidden/>
     <w:unhideWhenUsed/>
   </w:style>
   <w:style w:type="table" w:default="1" w:styleId="TableNormal">
